--- a/docs/Module1_Set_Your_Goal_and_Routine.docx
+++ b/docs/Module1_Set_Your_Goal_and_Routine.docx
@@ -117,7 +117,7 @@
                 <w:sz w:val="22"/>
                 <w:szCs w:val="22"/>
               </w:rPr>
-              <w:t xml:space="preserve">Why am I learning English — and when, exactly, will I practice?</w:t>
+              <w:t xml:space="preserve">Why am I learning English, and when, exactly, will I practice?</w:t>
             </w:r>
           </w:p>
           <w:p>
@@ -133,7 +133,7 @@
                 <w:sz w:val="20"/>
                 <w:szCs w:val="20"/>
               </w:rPr>
-              <w:t xml:space="preserve">Por qué aprendes inglés — y cuándo, exactamente, vas a practicar.</w:t>
+              <w:t xml:space="preserve">Por qué aprendes inglés, y cuándo, exactamente, vas a practicar.</w:t>
             </w:r>
           </w:p>
           <w:p>
@@ -534,7 +534,7 @@
                 <w:sz w:val="21"/>
                 <w:szCs w:val="21"/>
               </w:rPr>
-              <w:t xml:space="preserve">Self-regulated learners who set specific goals and plan their practice consistently outperform peers who do not. The forethought phase — deciding why, when, and how — is the part most learners skip and the part that pays off the most.</w:t>
+              <w:t xml:space="preserve">Self-regulated learners who set specific goals and plan their practice consistently outperform peers who do not. The forethought phase, deciding why, when, and how, is the part most learners skip and the part that pays off the most.</w:t>
             </w:r>
           </w:p>
           <w:p>
@@ -561,7 +561,7 @@
                 <w:sz w:val="19"/>
                 <w:szCs w:val="19"/>
               </w:rPr>
-              <w:t xml:space="preserve">Definir metas es el mejor predictor de éxito en el aprendizaje. Quienes ponen metas específicas y planean su práctica superan consistentemente a quienes no lo hacen. La fase de planeación — decidir por qué, cuándo y cómo — es la que la mayoría se salta y la que más rinde.</w:t>
+              <w:t xml:space="preserve">Definir metas es el mejor predictor de éxito en el aprendizaje. Quienes ponen metas específicas y planean su práctica superan consistentemente a quienes no lo hacen. La fase de planeación, decidir por qué, cuándo y cómo, es la que la mayoría se salta y la que más rinde.</w:t>
             </w:r>
           </w:p>
           <w:p>
@@ -609,7 +609,7 @@
           <w:sz w:val="26"/>
           <w:szCs w:val="26"/>
         </w:rPr>
-        <w:t xml:space="preserve">Step 1 — Find your real reason · Paso 1 — Encuentra tu razón real</w:t>
+        <w:t xml:space="preserve">Step 1, Find your real reason · Paso 1, Encuentra tu razón real</w:t>
       </w:r>
     </w:p>
     <w:p>
@@ -761,7 +761,7 @@
           <w:sz w:val="26"/>
           <w:szCs w:val="26"/>
         </w:rPr>
-        <w:t xml:space="preserve">Step 2 — Match the English to your life · Adapta el inglés a tu vida</w:t>
+        <w:t xml:space="preserve">Step 2, Match the English to your life · Adapta el inglés a tu vida</w:t>
       </w:r>
     </w:p>
     <w:p>
@@ -1007,7 +1007,7 @@
           <w:sz w:val="26"/>
           <w:szCs w:val="26"/>
         </w:rPr>
-        <w:t xml:space="preserve">Step 3 — Decide your 15 minutes · Decide tus 15 minutos</w:t>
+        <w:t xml:space="preserve">Step 3, Decide your 15 minutes · Decide tus 15 minutos</w:t>
       </w:r>
     </w:p>
     <w:p>
@@ -1285,7 +1285,7 @@
                 <w:sz w:val="21"/>
                 <w:szCs w:val="21"/>
               </w:rPr>
-              <w:t xml:space="preserve">Distributed practice — short, repeated study spread across days — produces stronger long-term retention than the same total time crammed into one session. Frequency wins over duration.</w:t>
+              <w:t xml:space="preserve">Distributed practice, short, repeated study spread across days, produces stronger long-term retention than the same total time crammed into one session. Frequency wins over duration.</w:t>
             </w:r>
           </w:p>
           <w:p>
@@ -1344,7 +1344,7 @@
           <w:sz w:val="36"/>
           <w:szCs w:val="36"/>
         </w:rPr>
-        <w:t xml:space="preserve">Worksheet — write your plan · Hoja de trabajo: escribe tu plan</w:t>
+        <w:t xml:space="preserve">Worksheet, write your plan · Hoja de trabajo: escribe tu plan</w:t>
       </w:r>
     </w:p>
     <w:p>
@@ -2877,7 +2877,7 @@
           <w:sz w:val="22"/>
           <w:szCs w:val="22"/>
         </w:rPr>
-        <w:t xml:space="preserve">A backup plan is not optional — it's what separates learners who finish from learners who quit.</w:t>
+        <w:t xml:space="preserve">A backup plan is not optional, it's what separates learners who finish from learners who quit.</w:t>
       </w:r>
     </w:p>
     <w:p>
@@ -2905,7 +2905,7 @@
           <w:sz w:val="19"/>
           <w:szCs w:val="19"/>
         </w:rPr>
-        <w:t xml:space="preserve">El plan B no es opcional — es lo que separa a quienes terminan de quienes abandonan.</w:t>
+        <w:t xml:space="preserve">El plan B no es opcional, es lo que separa a quienes terminan de quienes abandonan.</w:t>
       </w:r>
     </w:p>
     <w:p>
@@ -3075,7 +3075,7 @@
           <w:sz w:val="18"/>
           <w:szCs w:val="18"/>
         </w:rPr>
-        <w:t xml:space="preserve">Next up — Module 2 · Sigue: Módulo 2</w:t>
+        <w:t xml:space="preserve">Next up, Module 2 · Sigue: Módulo 2</w:t>
       </w:r>
     </w:p>
     <w:p>
